--- a/verificables revisión sistemática/S7_declaraciones_ICMJE.docx
+++ b/verificables revisión sistemática/S7_declaraciones_ICMJE.docx
@@ -95,7 +95,7 @@
     </w:p>
     <w:p>
       <w:r>
-        <w:t>En la preparación de este trabajo se emplearon herramientas de inteligencia artificial generativa (Claude, Anthropic) para la asistencia en la programación del canal de cribado, la pre-extracción desde resúmenes y la redacción de borradores. Los autores revisaron y verificaron todo el contenido y asumen la responsabilidad íntegra por su exactitud e integridad. Ninguna herramienta de IA figura como autora, conforme a las recomendaciones del ICMJE.</w:t>
+        <w:t>El cribado lo condujo un solo revisor humano, sin duplicación por un segundo revisor. Se empleó un modelo de lenguaje generativo (Claude Opus 5, Anthropic) para emitir las decisiones registro a registro del cribado de títulos y resúmenes y para la pre-extracción desde resúmenes, aplicando criterios y un vocabulario cerrado que los autores fijaron antes de empezar, así como en asistencia de programación y redacción de borradores. Los informes que superaron el cribado los revisaron los autores uno a uno; los que el modelo excluyó no los releyó ningún humano. El diseño y la ejecución de las búsquedas, la fijación de los criterios de elegibilidad y la extracción de datos se realizaron sin intervención del modelo. Cada decisión de cribado está registrada con su motivo y su marca de tiempo, y se aporta íntegra (S3, S4). Los autores asumen la responsabilidad por la exactitud e integridad del trabajo. Ninguna herramienta de IA figura como autora, conforme a las recomendaciones del ICMJE.</w:t>
       </w:r>
     </w:p>
     <w:p>

--- a/verificables revisión sistemática/S7_declaraciones_ICMJE.docx
+++ b/verificables revisión sistemática/S7_declaraciones_ICMJE.docx
@@ -56,7 +56,7 @@
     </w:p>
     <w:p>
       <w:r>
-        <w:t>PENDIENTE DE COMPLETAR antes del envío. Debe asignar a cada autor las categorías CRediT que le correspondan: conceptualización, curación de datos, análisis formal, investigación, metodología, software, validación, visualización, redacción del borrador original, y redacción con revisión y edición.</w:t>
+        <w:t>D. Valdiviezo: conceptualización, metodología, investigación (diseño y ejecución de las búsquedas en las ocho fuentes), software (canal de cribado, agrupación y cálculo de cifras), curación de datos, extracción de datos, redacción del borrador original, visualización, administración del proyecto. N. Trelles: metodología (definiciones de desenlace), investigación, extracción de datos independiente (122 de los 124 estudios), validación, revisión y edición del manuscrito.</w:t>
       </w:r>
     </w:p>
     <w:p>

--- a/verificables revisión sistemática/S7_declaraciones_ICMJE.docx
+++ b/verificables revisión sistemática/S7_declaraciones_ICMJE.docx
@@ -56,7 +56,7 @@
     </w:p>
     <w:p>
       <w:r>
-        <w:t>D. Valdiviezo: conceptualización, metodología, investigación (diseño y ejecución de las búsquedas en las ocho fuentes), software (canal de cribado, agrupación y cálculo de cifras), curación de datos, extracción de datos, redacción del borrador original, visualización, administración del proyecto. N. Trelles: metodología (definiciones de desenlace), investigación, extracción de datos independiente (122 de los 124 estudios), validación, revisión y edición del manuscrito.</w:t>
+        <w:t>D. Valdiviezo: conceptualización, metodología, investigación (diseño de las búsquedas con la participación del modelo de lenguaje y, según declara, su ejecución en cada interfaz; extracción de datos; riesgo de sesgo), dirección del software, la curación de datos, el análisis y la visualización, que programó y ejecutó el modelo de lenguaje, revisión de los borradores, que redactó el modelo, y administración del proyecto. N. Trelles: metodología (decisión, con D.V., de las reglas de desenlace que propuso el modelo de lenguaje, según declara D.V.; el registro del 12 de agosto de 2026 las dejó como propuesta sin ratificar), investigación, extracción de datos (122 de los 124 estudios), riesgo de sesgo y validación. ‹‹N. TRELLES: REVISIÓN Y EDICIÓN DEL MANUSCRITO, SOLO CUANDO CONSTE POR ESCRITO››</w:t>
       </w:r>
     </w:p>
     <w:p>
@@ -95,7 +95,7 @@
     </w:p>
     <w:p>
       <w:r>
-        <w:t>El cribado lo condujo un solo revisor humano, sin duplicación por un segundo revisor. Se empleó un modelo de lenguaje generativo (Claude Opus 5, Anthropic) para emitir las decisiones registro a registro del cribado de títulos y resúmenes y para la pre-extracción desde resúmenes, aplicando criterios y un vocabulario cerrado que los autores fijaron antes de empezar, así como en asistencia de programación y redacción de borradores. Los informes que superaron el cribado los revisaron los autores uno a uno; los que el modelo excluyó no los releyó ningún humano. El diseño y la ejecución de las búsquedas, la fijación de los criterios de elegibilidad y la extracción de datos se realizaron sin intervención del modelo. Cada decisión de cribado está registrada con su motivo y su marca de tiempo, y se aporta íntegra (S3, S4). Los autores asumen la responsabilidad por la exactitud e integridad del trabajo. Ninguna herramienta de IA figura como autora, conforme a las recomendaciones del ICMJE.</w:t>
+        <w:t>Un modelo de lenguaje generativo (Claude Opus 5, Anthropic) intervino en todas las fases de esta revisión. Cribado. Emitió, como revisor único y sin duplicación, las decisiones registro a registro del cribado de títulos y resúmenes, incluidas las 35 exclusiones por idioma de la etapa de resumen, y la pre-extracción desde los resúmenes. El primer día de cribado escribió los motivos en texto libre; después usó seis motivos cuya redacción procede de esos textos, y no consta que los autores los fijaran antes de empezar. D.V. fue el único revisor humano: según declara, examinó uno a uno los informes que superaron el cribado, sin que ese examen quedara registrado; los que el modelo excluyó no los releyó ningún humano, salvo una muestra de 350 que recribó D.V. Búsqueda. Participó en el diseño de las ecuaciones, que según declara D.V. ejecutó D.V. en cada interfaz con la guía del modelo; redactó los mensajes de los commits del 3 de agosto de 2026, que narran esa ejecución en primera persona, y descargó por API los registros de PubMed y ClinicalTrials.gov. Selección y extracción. Localizó y descargó textos completos, también con un navegador; propuso la agrupación de los informes en estudios; leyó los textos completos y propuso, con su cita, las exclusiones, que firmaron los dos autores salvo dos que firmó D.V. solo; generó, unió y comparó los cuadernos de extracción; propuso con su cita una resolución para parte de los desacuerdos de una comparación posteriormente rehecha; extrajo las casillas del tercer paciente de EST-121, que firmó solo D.V., y propuso correcciones de modalidad que firmaron los dos; redactó las reglas de desenlace, que según declara D.V. decidieron los dos autores, aunque el registro del 12 de agosto de 2026 las dejó como propuesta sin ratificar; y detectó y leyó primero los pares de estudios que podían compartir pacientes, antes de la relectura de los autores. Riesgo de sesgo. Puso en cada casilla de los formularios, como comentario, las frases del artículo que localizó de forma automática para cada dominio, y generó el cuaderno de consenso con los juicios coincidentes precargados. Canal y redacción. Escribió y ejecutó todo el código del canal, del que sale cada cifra, tabla y figura, y redactó los borradores del manuscrito, de los anexos y de la carta de presentación. La extracción de datos y los juicios de riesgo de sesgo los emitieron los autores, aunque sin independencia acreditada entre sus dos lecturas (secciones 2.6 y 2.7). Cada decisión de cribado está registrada con su motivo y su marca de tiempo, y se aporta íntegra (S3, S4). Los autores asumen la responsabilidad por la exactitud e integridad del trabajo. Ninguna herramienta de IA figura como autora, conforme a las recomendaciones del ICMJE.</w:t>
       </w:r>
     </w:p>
     <w:p>

--- a/verificables revisión sistemática/S7_declaraciones_ICMJE.docx
+++ b/verificables revisión sistemática/S7_declaraciones_ICMJE.docx
@@ -43,7 +43,20 @@
     </w:p>
     <w:p>
       <w:r>
-        <w:t>Los autores declaran no tener conflictos de interés. Cada autor debe adjuntar además el formulario ICMJE Disclosure of Interest firmado.</w:t>
+        <w:t>Los autores declaran no tener conflictos de interés.</w:t>
+      </w:r>
+    </w:p>
+    <w:p>
+      <w:pPr>
+        <w:pStyle w:val="Heading2"/>
+      </w:pPr>
+      <w:r>
+        <w:t>Formulario ICMJE de conflictos de interés</w:t>
+      </w:r>
+    </w:p>
+    <w:p>
+      <w:r>
+        <w:t>Cada autor debe adjuntar el formulario ICMJE Disclosure of Interest firmado.</w:t>
       </w:r>
     </w:p>
     <w:p>
@@ -56,7 +69,7 @@
     </w:p>
     <w:p>
       <w:r>
-        <w:t>D. Valdiviezo: conceptualización, metodología, investigación (diseño de las búsquedas con la participación del modelo de lenguaje y, según declara, su ejecución en cada interfaz; extracción de datos; riesgo de sesgo), dirección del software, la curación de datos, el análisis y la visualización, que programó y ejecutó el modelo de lenguaje, revisión de los borradores, que redactó el modelo, y administración del proyecto. N. Trelles: metodología (decisión, con D.V., de las reglas de desenlace que propuso el modelo de lenguaje, según declara D.V.; el registro del 12 de agosto de 2026 las dejó como propuesta sin ratificar), investigación, extracción de datos (122 de los 124 estudios), riesgo de sesgo y validación. ‹‹N. TRELLES: REVISIÓN Y EDICIÓN DEL MANUSCRITO, SOLO CUANDO CONSTE POR ESCRITO››</w:t>
+        <w:t>D. Valdiviezo: conceptualización, metodología, investigación (según declara D.V., diseño de las búsquedas con la participación del modelo de lenguaje y su ejecución en cada interfaz con la guía del modelo; extracción de datos; riesgo de sesgo), dirección del software, la curación de datos, el análisis y la visualización, que programó y ejecutó el modelo de lenguaje, revisión de los borradores, que redactó el modelo, y administración del proyecto. N. Trelles: metodología (decisión, con D.V., de las reglas de desenlace que propuso el modelo de lenguaje, según declara D.V.; el registro del 12 de agosto de 2026 las dejó como propuesta sin ratificar), investigación, extracción de datos (122 de los 124 estudios), riesgo de sesgo y validación. ‹‹N. TRELLES: REVISIÓN Y EDICIÓN DEL MANUSCRITO, SOLO CUANDO CONSTE POR ESCRITO››</w:t>
       </w:r>
     </w:p>
     <w:p>
@@ -69,7 +82,7 @@
     </w:p>
     <w:p>
       <w:r>
-        <w:t>PENDIENTE. La revisión no está registrada en PROSPERO ni en OSF. El manuscrito declara la ausencia de forma explícita en §2.1. Si se registra antes del envío, debe sustituirse esa declaración por el número de registro; no debe declararse un registro retrospectivo como si fuera prospectivo.</w:t>
+        <w:t>La revisión no se registró en PROSPERO ni en ningún otro registro prospectivo, y no se depositó un protocolo previo (§2.1 del informe extendido; en el manuscrito de la revista, METODOLOGÍA › Protocolo y reporte). El protocolo de la fase definitiva de la revisión se depositará en OSF; no cubre este informe, que es anterior a él.</w:t>
       </w:r>
     </w:p>
     <w:p>
@@ -82,7 +95,7 @@
     </w:p>
     <w:p>
       <w:r>
-        <w:t>El corpus de cribado, los registros de decisión completos, el formulario de extracción y todo el código del canal están disponibles en el repositorio del proyecto. Los registros de decisión son solo-anexar y conservan cada corrección junto con la decisión original.</w:t>
+        <w:t>Todo el material que sostiene esta revisión se conserva en un repositorio versionado del proyecto: el corpus de búsqueda con las exportaciones crudas de las nueve consultas, los registros solo-anexar de decisión de las tres etapas de cribado, los cuadernos de extracción de ambos revisores, los registros de decisión metodológica con sus fechas, y el código completo del canal, que es reejecutable de la búsqueda a las cifras del manuscrito. ‹‹DEPÓSITO PÚBLICO Y DOI — PENDIENTES DE DECISIÓN DE LOS AUTORES››. Los registros de decisión son solo-anexar y conservan cada corrección junto a la fila que sustituyen.</w:t>
       </w:r>
     </w:p>
     <w:p>
@@ -95,7 +108,7 @@
     </w:p>
     <w:p>
       <w:r>
-        <w:t>Un modelo de lenguaje generativo (Claude Opus 5, Anthropic) intervino en todas las fases de esta revisión. Cribado. Emitió, como revisor único y sin duplicación, las decisiones registro a registro del cribado de títulos y resúmenes, incluidas las 35 exclusiones por idioma de la etapa de resumen, y la pre-extracción desde los resúmenes. El primer día de cribado escribió los motivos en texto libre; después usó seis motivos cuya redacción procede de esos textos, y no consta que los autores los fijaran antes de empezar. D.V. fue el único revisor humano: según declara, examinó uno a uno los informes que superaron el cribado, sin que ese examen quedara registrado; los que el modelo excluyó no los releyó ningún humano, salvo una muestra de 350 que recribó D.V. Búsqueda. Participó en el diseño de las ecuaciones, que según declara D.V. ejecutó D.V. en cada interfaz con la guía del modelo; redactó los mensajes de los commits del 3 de agosto de 2026, que narran esa ejecución en primera persona, y descargó por API los registros de PubMed y ClinicalTrials.gov. Selección y extracción. Localizó y descargó textos completos, también con un navegador; propuso la agrupación de los informes en estudios; leyó los textos completos y propuso, con su cita, las exclusiones, que firmaron los dos autores salvo dos que firmó D.V. solo; generó, unió y comparó los cuadernos de extracción; propuso con su cita una resolución para parte de los desacuerdos de una comparación posteriormente rehecha; extrajo las casillas del tercer paciente de EST-121, que firmó solo D.V., y propuso correcciones de modalidad que firmaron los dos; redactó las reglas de desenlace, que según declara D.V. decidieron los dos autores, aunque el registro del 12 de agosto de 2026 las dejó como propuesta sin ratificar; y detectó y leyó primero los pares de estudios que podían compartir pacientes, antes de la relectura de los autores. Riesgo de sesgo. Puso en cada casilla de los formularios, como comentario, las frases del artículo que localizó de forma automática para cada dominio, y generó el cuaderno de consenso con los juicios coincidentes precargados. Canal y redacción. Escribió y ejecutó todo el código del canal, del que sale cada cifra, tabla y figura, y redactó los borradores del manuscrito, de los anexos y de la carta de presentación. La extracción de datos y los juicios de riesgo de sesgo los emitieron los autores, aunque sin independencia acreditada entre sus dos lecturas (secciones 2.6 y 2.7). Cada decisión de cribado está registrada con su motivo y su marca de tiempo, y se aporta íntegra (S3, S4). Los autores asumen la responsabilidad por la exactitud e integridad del trabajo. Ninguna herramienta de IA figura como autora, conforme a las recomendaciones del ICMJE.</w:t>
+        <w:t>Un modelo de lenguaje generativo (Claude Opus 5, Anthropic) intervino en todas las fases de esta revisión. Criterios. Redactó las propuestas de criterios y de reglas que decidieron los autores: entre ellas, la unidad de inclusión por estudio y la elegibilidad de los resúmenes de congreso (5 de agosto de 2026), los códigos de exclusión añadidos después del cribado (PRO, INT y NOORG) y las reglas de desenlace, que según declara D.V. decidieron los dos autores, aunque el registro del 12 de agosto de 2026 las dejó como propuesta sin ratificar; y las dos reglas añadidas a mitad de lote el 4 de agosto, que incorporó a sus guiones de cribado. Cribado. Emitió, como revisor único y sin duplicación, las decisiones registro a registro del cribado de títulos y resúmenes, incluidas las 35 exclusiones por idioma de la etapa de resumen, y la pre-extracción desde los resúmenes. El primer día de cribado escribió los motivos en texto libre; después usó seis motivos cuya redacción procede de esos textos, y no consta que los autores los fijaran antes de empezar. D.V. fue el único revisor humano: según declara, examinó uno a uno los informes que superaron el cribado, sin que ese examen quedara registrado; los que el modelo excluyó no los releyó ningún humano, salvo una muestra de 350 que recribó D.V. Búsqueda. Participó en el diseño de las ecuaciones, que según declara D.V. ejecutó D.V. en cada interfaz con la guía del modelo; redactó los mensajes de los commits del 3 de agosto de 2026, que narran esa ejecución en primera persona, y descargó por API los registros de PubMed y ClinicalTrials.gov. Selección y extracción. Localizó y descargó textos completos, también con un navegador; propuso la agrupación de los informes en estudios; leyó los textos completos y las fichas de registro y propuso, con su cita, las exclusiones que se apoyan en ellos, que firmaron los dos autores salvo dos que firmó D.V. solo; generó, unió y comparó los cuadernos de extracción; propuso con su cita una resolución para parte de los desacuerdos de una comparación posteriormente rehecha; extrajo las casillas del tercer paciente de EST-121, que firmó solo D.V., y propuso correcciones de modalidad que firmaron los dos; tradujo a categorías las conclusiones firmadas de la relectura y aplicó las que dejaban un valor único; y detectó y leyó primero los pares de estudios que podían compartir pacientes, antes de la relectura de los autores. Riesgo de sesgo. Puso en cada casilla de los formularios, como comentario, las frases del artículo que localizó de forma automática para cada dominio, y generó el cuaderno de consenso con los juicios coincidentes precargados. Canal y redacción. Escribió y ejecutó todo el código del canal, del que sale cada cifra, tabla y figura, y redactó los borradores del manuscrito, de los anexos, de la carta de presentación y de los registros de decisión. Salvo lo anterior, la extracción de datos y los juicios de riesgo de sesgo los emitieron los autores, aunque sin independencia acreditada entre sus dos lecturas (secciones 2.6 y 2.7). Cada decisión del cribado vigente está registrada con su motivo y su marca de tiempo, y se aporta íntegra (S3, S4); la primera pasada del 4 de agosto sobre el brazo A de PubMed, que el cribado del pozo sustituyó, consta en el repositorio y no en S3. D.V. asume la responsabilidad por la exactitud e integridad del trabajo; la de N.T. queda pendiente de su aprobación escrita. Ninguna herramienta de IA figura como autora, conforme a las recomendaciones del ICMJE.</w:t>
       </w:r>
     </w:p>
     <w:p>
@@ -108,7 +121,7 @@
     </w:p>
     <w:p>
       <w:r>
-        <w:t>No aplica: la revisión se basa en literatura publicada y en registros públicos de ensayos, sin datos individuales de pacientes.</w:t>
+        <w:t>No procede. Esta revisión sintetiza literatura ya publicada y datos agregados de registros públicos de ensayos; no involucra pacientes, muestras ni datos individuales identificables, de modo que no requirió aprobación de un comité de ética ni consentimiento informado. No se solicitó exención formal porque la institución no la exige para estudios sin datos primarios.</w:t>
       </w:r>
     </w:p>
     <w:sectPr>

--- a/verificables revisión sistemática/S7_declaraciones_ICMJE.docx
+++ b/verificables revisión sistemática/S7_declaraciones_ICMJE.docx
@@ -69,7 +69,7 @@
     </w:p>
     <w:p>
       <w:r>
-        <w:t>D. Valdiviezo: conceptualización, metodología, investigación (según declara D.V., diseño de las búsquedas con la participación del modelo de lenguaje y su ejecución en cada interfaz con la guía del modelo; extracción de datos; riesgo de sesgo), dirección del software, la curación de datos, el análisis y la visualización, que programó y ejecutó el modelo de lenguaje, revisión de los borradores, que redactó el modelo, y administración del proyecto. N. Trelles: metodología (decisión, con D.V., de las reglas de desenlace que propuso el modelo de lenguaje, según declara D.V.; el registro del 12 de agosto de 2026 las dejó como propuesta sin ratificar), investigación, extracción de datos (122 de los 124 estudios), riesgo de sesgo y validación. ‹‹N. TRELLES: REVISIÓN Y EDICIÓN DEL MANUSCRITO, SOLO CUANDO CONSTE POR ESCRITO››</w:t>
+        <w:t>D. Valdiviezo: conceptualización, metodología, investigación (según declara D.V., ejecución de las búsquedas en cada interfaz con la guía del modelo de lenguaje, que redactó las ecuaciones; extracción de datos; riesgo de sesgo), dirección del software, la curación de datos, el análisis y la visualización, que programó y ejecutó el modelo de lenguaje, revisión de los borradores, que redactó el modelo, y administración del proyecto. N. Trelles: metodología (decisión, con D.V., de las reglas de desenlace que propuso el modelo de lenguaje, según declara D.V.; el registro del 12 de agosto de 2026 las dejó como propuesta sin ratificar), investigación, extracción de datos (122 de los 124 estudios), riesgo de sesgo y validación. ‹‹N. TRELLES: REVISIÓN Y EDICIÓN DEL MANUSCRITO, SOLO CUANDO CONSTE POR ESCRITO››</w:t>
       </w:r>
     </w:p>
     <w:p>
@@ -108,7 +108,7 @@
     </w:p>
     <w:p>
       <w:r>
-        <w:t>Un modelo de lenguaje generativo (Claude Opus 5, Anthropic) intervino en todas las fases de esta revisión. Criterios. Redactó las propuestas de criterios y de reglas que decidieron los autores: entre ellas, la unidad de inclusión por estudio y la elegibilidad de los resúmenes de congreso (5 de agosto de 2026), los códigos de exclusión añadidos después del cribado (PRO, INT y NOORG) y las reglas de desenlace, que según declara D.V. decidieron los dos autores, aunque el registro del 12 de agosto de 2026 las dejó como propuesta sin ratificar; y las dos reglas añadidas a mitad de lote el 4 de agosto, que incorporó a sus guiones de cribado. Cribado. Emitió, como revisor único y sin duplicación, las decisiones registro a registro del cribado de títulos y resúmenes, incluidas las 35 exclusiones por idioma de la etapa de resumen, y la pre-extracción desde los resúmenes. El primer día de cribado escribió los motivos en texto libre; después usó seis motivos cuya redacción procede de esos textos, y no consta que los autores los fijaran antes de empezar. D.V. fue el único revisor humano: según declara, examinó uno a uno los informes que superaron el cribado, sin que ese examen quedara registrado; los que el modelo excluyó no los releyó ningún humano, salvo una muestra de 350 que recribó D.V. Búsqueda. Participó en el diseño de las ecuaciones, que según declara D.V. ejecutó D.V. en cada interfaz con la guía del modelo; redactó los mensajes de los commits del 3 de agosto de 2026, que narran esa ejecución en primera persona, y descargó por API los registros de PubMed y ClinicalTrials.gov. Selección y extracción. Localizó y descargó textos completos, también con un navegador; propuso la agrupación de los informes en estudios; leyó los textos completos y las fichas de registro y propuso, con su cita, las exclusiones que se apoyan en ellos, que firmaron los dos autores salvo dos que firmó D.V. solo; generó, unió y comparó los cuadernos de extracción; propuso con su cita una resolución para parte de los desacuerdos de una comparación posteriormente rehecha; extrajo las casillas del tercer paciente de EST-121, que firmó solo D.V., y propuso correcciones de modalidad que firmaron los dos; tradujo a categorías las conclusiones firmadas de la relectura y aplicó las que dejaban un valor único; y detectó y leyó primero los pares de estudios que podían compartir pacientes, antes de la relectura de los autores. Riesgo de sesgo. Puso en cada casilla de los formularios, como comentario, las frases del artículo que localizó de forma automática para cada dominio, y generó el cuaderno de consenso con los juicios coincidentes precargados. Canal y redacción. Escribió y ejecutó todo el código del canal, del que sale cada cifra, tabla y figura, y redactó los borradores del manuscrito, de los anexos, de la carta de presentación y de los registros de decisión. Salvo lo anterior, la extracción de datos y los juicios de riesgo de sesgo los emitieron los autores, aunque sin independencia acreditada entre sus dos lecturas (secciones 2.6 y 2.7). Cada decisión del cribado vigente está registrada con su motivo y su marca de tiempo, y se aporta íntegra (S3, S4); la primera pasada del 4 de agosto sobre el brazo A de PubMed, que el cribado del pozo sustituyó, consta en el repositorio y no en S3. D.V. asume la responsabilidad por la exactitud e integridad del trabajo; la de N.T. queda pendiente de su aprobación escrita. Ninguna herramienta de IA figura como autora, conforme a las recomendaciones del ICMJE.</w:t>
+        <w:t>Un modelo de lenguaje generativo (Claude Opus 5, Anthropic) intervino en todas las fases de esta revisión. Criterios. Redactó las propuestas de criterios que se adoptaron: la unidad de inclusión por estudio y la elegibilidad de los resúmenes de congreso (5 de agosto de 2026), que decidió D.V.; los códigos PRO e INT (1 de septiembre de 2026), por orden de D.V.; el código NOORG (14 de septiembre de 2026), que firmaron los dos autores; y las reglas de desenlace, que según declara D.V. decidieron los dos autores, aunque el registro del 12 de agosto de 2026 las dejó como propuesta sin ratificar. El criterio de idioma, que se adoptó a petición del equipo, y los de texto completo (NOREC y NOPDF), que pidió D.V., no los propuso el modelo. El 4 de agosto añadió además a mitad de lote, en sus guiones de cribado, dos reglas que concretan los criterios, sin que conste una decisión de los autores. Cribado. Emitió, como revisor único y sin duplicación, las decisiones registro a registro del cribado de títulos y resúmenes, incluidas las 35 exclusiones por idioma de la etapa de resumen, y la pre-extracción desde los resúmenes. El primer día de cribado escribió los motivos en texto libre; después usó seis motivos cuya redacción procede de esos textos, y no consta que los autores los fijaran antes de empezar. D.V. fue el único revisor humano: según declara, examinó uno a uno los informes que superaron el cribado, sin que ese examen quedara registrado; los que el modelo excluyó no los releyó ningún humano, salvo una muestra de 350 que recribó D.V. Búsqueda. Redactó las ecuaciones de cada plataforma y sus reglas de diseño (3 de agosto de 2026), que según declara D.V. ejecutó D.V. en cada interfaz con la guía del modelo; redactó los mensajes de los commits del 3 de agosto de 2026, que narran esa ejecución en primera persona, y descargó por API los registros de PubMed y ClinicalTrials.gov. Selección y extracción. Localizó y descargó textos completos, también con un navegador; propuso la agrupación de los informes en estudios; leyó los textos completos y las fichas de registro y propuso, con su cita, las exclusiones que se apoyan en ellos; de las 118 exclusiones a texto completo, 89 las firmaron los dos autores, 2 las firmó D.V. solo y 27 se registraron por orden de D.V. del 1 y el 2 de septiembre de 2026 sin que conste la firma de N.T.; generó, unió y comparó los cuadernos de extracción; propuso con su cita una resolución para parte de los desacuerdos de una comparación posteriormente rehecha; extrajo las casillas del tercer paciente de EST-121, que firmó solo D.V., y propuso correcciones de modalidad que firmaron los dos; tradujo a categorías las conclusiones firmadas de la relectura y aplicó las que dejaban un valor único; detectó y leyó primero los pares de estudios que podían compartir pacientes, antes de la relectura de los autores, y descartó 2 de ellos sin que los autores firmaran ese descarte; y redactó, en primera persona de D.V., las instrucciones y los mensajes dirigidos a N.T., entre ellos el que pidió su firma para las correcciones de modalidad, que presentaba como lectura de D.V. la que había hecho el modelo. Riesgo de sesgo. Puso en cada casilla de los formularios, como comentario, las frases del artículo que localizó de forma automática para cada dominio, y generó el cuaderno de consenso con los juicios coincidentes precargados. Canal y redacción. Escribió y ejecutó todo el código del canal, del que sale cada cifra, tabla y figura, y redactó los borradores del manuscrito, de los anexos, de la carta de presentación y de los registros de decisión. Salvo lo anterior, la extracción de datos y los juicios de riesgo de sesgo los emitieron los autores, aunque sin independencia acreditada entre sus dos lecturas (secciones 2.6 y 2.7). Cada decisión del cribado vigente está registrada con su motivo y su marca de tiempo, y se aporta íntegra (S3, S4); la primera pasada del 4 de agosto sobre el brazo A de PubMed, que el cribado del pozo sustituyó, consta en el repositorio y no en S3. D.V. asume la responsabilidad por la exactitud e integridad del trabajo; la de N.T. queda pendiente de su aprobación escrita. Ninguna herramienta de IA figura como autora, conforme a las recomendaciones del ICMJE.</w:t>
       </w:r>
     </w:p>
     <w:p>

--- a/verificables revisión sistemática/S7_declaraciones_ICMJE.docx
+++ b/verificables revisión sistemática/S7_declaraciones_ICMJE.docx
@@ -104,6 +104,16 @@
       </w:pPr>
       <w:r>
         <w:t>Uso de inteligencia artificial</w:t>
+      </w:r>
+    </w:p>
+    <w:p>
+      <w:r>
+        <w:rPr>
+          <w:i/>
+          <w:color w:val="444444"/>
+          <w:sz w:val="17"/>
+        </w:rPr>
+        <w:t>Las secciones citadas son las del informe extendido; en el manuscrito de la revista, METODOLOGÍA › Extracción de datos y Evaluación del riesgo de sesgo.</w:t>
       </w:r>
     </w:p>
     <w:p>

--- a/verificables revisión sistemática/S7_declaraciones_ICMJE.docx
+++ b/verificables revisión sistemática/S7_declaraciones_ICMJE.docx
@@ -95,6 +95,16 @@
     </w:p>
     <w:p>
       <w:r>
+        <w:rPr>
+          <w:i/>
+          <w:color w:val="444444"/>
+          <w:sz w:val="17"/>
+        </w:rPr>
+        <w:t>Es la declaración del informe extendido. La del manuscrito de la revista dice: «El registro de decisiones del cribado vigente, las ecuaciones de búsqueda literales, la pre-extracción, la extracción adjudicada, los formularios de extracción y de riesgo de sesgo, y el listado de estudios excluidos con su motivo y, cuando la hay, la cita del texto en que se apoya, se aportan como material suplementario. El código que produce cada cifra del manuscrito a partir de esos ficheros —búsqueda, cribado, deduplicación, escalares, tablas y figuras— se conserva en un repositorio versionado del proyecto y se facilita a petición al autor de correspondencia. [DATO FALTANTE: decisión sobre el depósito público de datos y código en un repositorio con DOI.]»</w:t>
+      </w:r>
+    </w:p>
+    <w:p>
+      <w:r>
         <w:t>Todo el material que sostiene esta revisión se conserva en un repositorio versionado del proyecto: el corpus de búsqueda con las exportaciones crudas de las nueve consultas, los registros solo-anexar de decisión de las tres etapas de cribado, los cuadernos de extracción de ambos revisores, los registros de decisión metodológica con sus fechas, y el código completo del canal, que es reejecutable de la búsqueda a las cifras del manuscrito. ‹‹DEPÓSITO PÚBLICO Y DOI — PENDIENTES DE DECISIÓN DE LOS AUTORES››. Los registros de decisión son solo-anexar y conservan cada corrección junto a la fila que sustituyen.</w:t>
       </w:r>
     </w:p>
@@ -118,7 +128,7 @@
     </w:p>
     <w:p>
       <w:r>
-        <w:t>Un modelo de lenguaje generativo (Claude Opus 5, Anthropic) intervino en todas las fases de esta revisión. Criterios. Redactó las propuestas de criterios que se adoptaron: la unidad de inclusión por estudio y la elegibilidad de los resúmenes de congreso (5 de agosto de 2026), que decidió D.V.; los códigos PRO e INT (1 de septiembre de 2026), por orden de D.V.; el código NOORG (14 de septiembre de 2026), que firmaron los dos autores; y las reglas de desenlace, que según declara D.V. decidieron los dos autores, aunque el registro del 12 de agosto de 2026 las dejó como propuesta sin ratificar. El criterio de idioma, que se adoptó a petición del equipo, y los de texto completo (NOREC y NOPDF), que pidió D.V., no los propuso el modelo. El 4 de agosto añadió además a mitad de lote, en sus guiones de cribado, dos reglas que concretan los criterios, sin que conste una decisión de los autores. Cribado. Emitió, como revisor único y sin duplicación, las decisiones registro a registro del cribado de títulos y resúmenes, incluidas las 35 exclusiones por idioma de la etapa de resumen, y la pre-extracción desde los resúmenes. El primer día de cribado escribió los motivos en texto libre; después usó seis motivos cuya redacción procede de esos textos, y no consta que los autores los fijaran antes de empezar. D.V. fue el único revisor humano: según declara, examinó uno a uno los informes que superaron el cribado, sin que ese examen quedara registrado; los que el modelo excluyó no los releyó ningún humano, salvo una muestra de 350 que recribó D.V. Búsqueda. Redactó las ecuaciones de cada plataforma y sus reglas de diseño (3 de agosto de 2026), que según declara D.V. ejecutó D.V. en cada interfaz con la guía del modelo; redactó los mensajes de los commits del 3 de agosto de 2026, que narran esa ejecución en primera persona, y descargó por API los registros de PubMed y ClinicalTrials.gov. Selección y extracción. Localizó y descargó textos completos, también con un navegador; propuso la agrupación de los informes en estudios; leyó los textos completos y las fichas de registro y propuso, con su cita, las exclusiones que se apoyan en ellos; de las 118 exclusiones a texto completo, 89 las firmaron los dos autores, 2 las firmó D.V. solo y 27 se registraron por orden de D.V. del 1 y el 2 de septiembre de 2026 sin que conste la firma de N.T.; generó, unió y comparó los cuadernos de extracción; propuso con su cita una resolución para parte de los desacuerdos de una comparación posteriormente rehecha; extrajo las casillas del tercer paciente de EST-121, que firmó solo D.V., y propuso correcciones de modalidad que firmaron los dos; tradujo a categorías las conclusiones firmadas de la relectura y aplicó las que dejaban un valor único; detectó y leyó primero los pares de estudios que podían compartir pacientes, antes de la relectura de los autores, y descartó 2 de ellos sin que los autores firmaran ese descarte; y redactó, en primera persona de D.V., las instrucciones y los mensajes dirigidos a N.T., entre ellos el que pidió su firma para las correcciones de modalidad, que presentaba como lectura de D.V. la que había hecho el modelo. Riesgo de sesgo. Puso en cada casilla de los formularios, como comentario, las frases del artículo que localizó de forma automática para cada dominio, y generó el cuaderno de consenso con los juicios coincidentes precargados. Canal y redacción. Escribió y ejecutó todo el código del canal, del que sale cada cifra, tabla y figura, y redactó los borradores del manuscrito, de los anexos, de la carta de presentación y de los registros de decisión. Salvo lo anterior, la extracción de datos y los juicios de riesgo de sesgo los emitieron los autores, aunque sin independencia acreditada entre sus dos lecturas (secciones 2.6 y 2.7). Cada decisión del cribado vigente está registrada con su motivo y su marca de tiempo, y se aporta íntegra (S3, S4); la primera pasada del 4 de agosto sobre el brazo A de PubMed, que el cribado del pozo sustituyó, consta en el repositorio y no en S3. D.V. asume la responsabilidad por la exactitud e integridad del trabajo; la de N.T. queda pendiente de su aprobación escrita. Ninguna herramienta de IA figura como autora, conforme a las recomendaciones del ICMJE.</w:t>
+        <w:t>Un modelo de lenguaje generativo (Claude Opus 5, Anthropic) intervino en todas las fases de esta revisión. Criterios. Redactó las propuestas de criterios que se adoptaron: la unidad de inclusión por estudio y la elegibilidad de los resúmenes de congreso (5 de agosto de 2026), que decidió D.V.; los códigos PRO e INT (1 de septiembre de 2026), por orden de D.V.; el código NOORG (14 de septiembre de 2026), que firmaron los dos autores; y las reglas de desenlace, que según declara D.V. decidieron los dos autores, aunque el registro del 12 de agosto de 2026 las dejó como propuesta sin ratificar. El criterio de idioma, que se adoptó a petición del equipo, y los de texto completo (NOREC y NOPDF), que pidió D.V., no los propuso el modelo. El 4 de agosto añadió además a mitad de lote, en sus guiones de cribado, dos reglas que concretan los criterios, sin que conste una decisión de los autores. Cribado. Emitió, como revisor único y sin duplicación, las decisiones registro a registro del cribado de títulos y resúmenes, incluidas las 35 exclusiones por idioma de la etapa de resumen, y la pre-extracción desde los resúmenes. El primer día de cribado escribió los motivos en texto libre; después usó seis motivos cuya redacción procede de esos textos, y no consta que los autores los fijaran antes de empezar. D.V. fue el único revisor humano: según declara, examinó uno a uno los informes que superaron el cribado, sin que ese examen quedara registrado; los que el modelo excluyó no los releyó ningún humano, salvo una muestra de 350 que recribó D.V. Búsqueda. Redactó las ecuaciones de cada plataforma y sus reglas de diseño (3 de agosto de 2026), que según declara D.V. ejecutó D.V. en cada interfaz con la guía del modelo; redactó los mensajes de los commits del 3 de agosto de 2026, que narran esa ejecución en primera persona, y descargó por API los registros de PubMed y ClinicalTrials.gov. Selección y extracción. Localizó y descargó textos completos, también con un navegador; propuso la agrupación de los informes en estudios; leyó los textos completos y las fichas de registro y propuso, con su cita, las exclusiones que se apoyan en ellos; de las 118 exclusiones a texto completo, 89 las firmaron los dos autores, 2 las firmó D.V. solo y 27 se registraron por orden de D.V. del 1 y el 2 de septiembre de 2026 sin que conste la firma de N.T.; generó, unió y comparó los cuadernos de extracción; propuso con su cita una resolución para parte de los desacuerdos de una comparación posteriormente rehecha; extrajo las casillas del tercer paciente de EST-121, que firmó solo D.V., y propuso correcciones de modalidad que firmaron los dos; tradujo a categorías las conclusiones firmadas de la relectura y aplicó las que dejaban un valor único; marcó con un detector que escribió 15 de los 30 pares de estudios que podían compartir pacientes y encontró otros 8 en su lectura del 22 de septiembre de 2026, antes de la relectura de los autores, que encontró los 7 restantes, y descartó 2 de ellos sin que los autores firmaran ese descarte; y redactó, en primera persona de D.V., las instrucciones y los mensajes dirigidos a N.T., entre ellos el que pidió su firma para las correcciones de modalidad, que presentaba como lectura de D.V. la que había hecho el modelo. Riesgo de sesgo. Puso en cada casilla de los formularios, como comentario, las frases del artículo que localizó de forma automática para cada dominio, y generó el cuaderno de consenso con los juicios coincidentes precargados. Canal y redacción. Escribió y ejecutó todo el código del canal, del que sale cada cifra, tabla y figura, y redactó los borradores del manuscrito, de los anexos, de la carta de presentación y de los registros de decisión. Salvo lo anterior, la extracción de datos y los juicios de riesgo de sesgo los emitieron los autores, aunque sin independencia acreditada entre sus dos lecturas (secciones 2.6 y 2.7). Cada decisión del cribado vigente está registrada con su motivo y su marca de tiempo, y se aporta íntegra (S3, S4), salvo que 77 decisiones de resumen heredadas por PMID de la primera pasada del 4 de agosto sobre el brazo A de PubMed llevan en S3 la fecha de su copia al pozo y no la de la decisión; esa primera pasada, que el cribado del pozo sustituyó, consta en el repositorio y no en S3. D.V. asume la responsabilidad por la exactitud e integridad del trabajo; la de N.T. queda pendiente de su aprobación escrita. Ninguna herramienta de IA figura como autora, conforme a las recomendaciones del ICMJE.</w:t>
       </w:r>
     </w:p>
     <w:p>
@@ -127,6 +137,16 @@
       </w:pPr>
       <w:r>
         <w:t>Ética y consentimiento</w:t>
+      </w:r>
+    </w:p>
+    <w:p>
+      <w:r>
+        <w:rPr>
+          <w:i/>
+          <w:color w:val="444444"/>
+          <w:sz w:val="17"/>
+        </w:rPr>
+        <w:t>Es la declaración del informe extendido. La del manuscrito de la revista dice: «No procede. Esta revisión sintetiza literatura publicada y datos agregados de registros públicos de ensayos; no involucra pacientes, muestras ni datos individuales identificables.»</w:t>
       </w:r>
     </w:p>
     <w:p>
